--- a/作文/大作文/最终的模板大作文.docx
+++ b/作文/大作文/最终的模板大作文.docx
@@ -32,208 +32,135 @@
         <w:rPr>
           <w:rFonts w:hint="default" w:ascii="JetBrainsMono NF" w:hAnsi="JetBrainsMono NF" w:cs="JetBrainsMono NF"/>
         </w:rPr>
-        <w:t>The proposal that [p] is gaining support.</w:t>
-      </w:r>
-    </w:p>
-    <w:p>
-      <w:pPr>
-        <w:rPr>
-          <w:rFonts w:hint="default" w:ascii="JetBrainsMono NF" w:hAnsi="JetBrainsMono NF" w:cs="JetBrainsMono NF"/>
-        </w:rPr>
-      </w:pPr>
-      <w:r>
-        <w:rPr>
-          <w:rFonts w:hint="default" w:ascii="JetBrainsMono NF" w:hAnsi="JetBrainsMono NF" w:cs="JetBrainsMono NF"/>
-        </w:rPr>
-        <w:t>Personally, I wholeheartedly endorse this view, primary because [p1] and [p2].</w:t>
-      </w:r>
-    </w:p>
-    <w:p>
-      <w:pPr>
-        <w:rPr>
-          <w:rFonts w:hint="default" w:ascii="JetBrainsMono NF" w:hAnsi="JetBrainsMono NF" w:cs="JetBrainsMono NF"/>
-        </w:rPr>
-      </w:pPr>
+        <w:t>- The proposal that [p] is gaining support. Personally, I wholeheartedly endorse this view, primary because [p1] and [p2].</w:t>
+      </w:r>
+    </w:p>
+    <w:p>
+      <w:pPr>
+        <w:rPr>
+          <w:rFonts w:hint="default" w:ascii="JetBrainsMono NF" w:hAnsi="JetBrainsMono NF" w:cs="JetBrainsMono NF"/>
+        </w:rPr>
+      </w:pPr>
+      <w:r>
+        <w:rPr>
+          <w:rFonts w:hint="default" w:ascii="JetBrainsMono NF" w:hAnsi="JetBrainsMono NF" w:cs="JetBrainsMono NF"/>
+        </w:rPr>
+        <w:t>- The question of whether [t] has sparked considerable discussion.</w:t>
+      </w:r>
+    </w:p>
+    <w:p>
+      <w:pPr>
+        <w:rPr>
+          <w:rFonts w:hint="default" w:ascii="JetBrainsMono NF" w:hAnsi="JetBrainsMono NF" w:cs="JetBrainsMono NF"/>
+        </w:rPr>
+      </w:pPr>
+      <w:r>
+        <w:rPr>
+          <w:rFonts w:hint="default" w:ascii="JetBrainsMono NF" w:hAnsi="JetBrainsMono NF" w:cs="JetBrainsMono NF"/>
+        </w:rPr>
+        <w:t xml:space="preserve">    - Personally, I wholeheartedly believe it is positive / negative, primary because [p1] and [p2].</w:t>
+      </w:r>
+    </w:p>
+    <w:p>
+      <w:pPr>
+        <w:rPr>
+          <w:rFonts w:hint="default" w:ascii="JetBrainsMono NF" w:hAnsi="JetBrainsMono NF" w:cs="JetBrainsMono NF"/>
+        </w:rPr>
+      </w:pPr>
+      <w:r>
+        <w:rPr>
+          <w:rFonts w:hint="default" w:ascii="JetBrainsMono NF" w:hAnsi="JetBrainsMono NF" w:cs="JetBrainsMono NF"/>
+        </w:rPr>
+        <w:t xml:space="preserve">    - Although the [t] offers certain benefits, I am convinced that the effects on [p1] and [p2].</w:t>
+      </w:r>
+    </w:p>
+    <w:p>
+      <w:pPr>
+        <w:rPr>
+          <w:rFonts w:hint="default" w:ascii="JetBrainsMono NF" w:hAnsi="JetBrainsMono NF" w:cs="JetBrainsMono NF"/>
+        </w:rPr>
+      </w:pPr>
+      <w:r>
+        <w:rPr>
+          <w:rFonts w:hint="default" w:ascii="JetBrainsMono NF" w:hAnsi="JetBrainsMono NF" w:cs="JetBrainsMono NF"/>
+        </w:rPr>
+        <w:t xml:space="preserve">    - The essay will first explore the rationale behind [p1], then examine the arguments for [p2], before concluding the my own opinion align more closely with the former / latter.</w:t>
+      </w:r>
+    </w:p>
+    <w:p>
+      <w:pPr>
+        <w:rPr>
+          <w:rFonts w:hint="default" w:ascii="JetBrainsMono NF" w:hAnsi="JetBrainsMono NF" w:cs="JetBrainsMono NF"/>
+        </w:rPr>
+      </w:pPr>
+      <w:r>
+        <w:rPr>
+          <w:rFonts w:hint="default" w:ascii="JetBrainsMono NF" w:hAnsi="JetBrainsMono NF" w:cs="JetBrainsMono NF"/>
+        </w:rPr>
+        <w:t>- [p]. A balanced assessment reveals that [p], primary because [p1] and [p2].</w:t>
+      </w:r>
+    </w:p>
+    <w:p>
+      <w:pPr>
+        <w:rPr>
+          <w:rFonts w:hint="default" w:ascii="JetBrainsMono NF" w:hAnsi="JetBrainsMono NF" w:cs="JetBrainsMono NF"/>
+        </w:rPr>
+      </w:pPr>
+    </w:p>
+    <w:p>
+      <w:pPr>
+        <w:rPr>
+          <w:rFonts w:hint="default" w:ascii="JetBrainsMono NF" w:hAnsi="JetBrainsMono NF" w:cs="JetBrainsMono NF"/>
+        </w:rPr>
+      </w:pPr>
+      <w:r>
+        <w:rPr>
+          <w:rFonts w:hint="default" w:ascii="JetBrainsMono NF" w:hAnsi="JetBrainsMono NF" w:cs="JetBrainsMono NF"/>
+        </w:rPr>
+        <w:t>First and foremost, [p1]. The primary driver behind this is that [r1]. As a consequence, [o1]. A compelling illustration is that [e1]. Hence, it becomes apparent that [p1].</w:t>
+      </w:r>
+    </w:p>
+    <w:p>
+      <w:pPr>
+        <w:rPr>
+          <w:rFonts w:hint="default" w:ascii="JetBrainsMono NF" w:hAnsi="JetBrainsMono NF" w:cs="JetBrainsMono NF"/>
+        </w:rPr>
+      </w:pPr>
+    </w:p>
+    <w:p>
+      <w:pPr>
+        <w:rPr>
+          <w:rFonts w:hint="default" w:ascii="JetBrainsMono NF" w:hAnsi="JetBrainsMono NF" w:cs="JetBrainsMono NF"/>
+        </w:rPr>
+      </w:pPr>
+      <w:r>
+        <w:rPr>
+          <w:rFonts w:hint="default" w:ascii="JetBrainsMono NF" w:hAnsi="JetBrainsMono NF" w:cs="JetBrainsMono NF"/>
+        </w:rPr>
+        <w:t>Furthermore, [p2]. This can attribute to [r2]. This leads to a situation where [o2]. For instance, [e2]. Thus, the logical progression from [r2] to [o2] strongly validates the stances that [p2].</w:t>
+      </w:r>
+    </w:p>
+    <w:p>
+      <w:pPr>
+        <w:rPr>
+          <w:rFonts w:hint="default" w:ascii="JetBrainsMono NF" w:hAnsi="JetBrainsMono NF" w:cs="JetBrainsMono NF"/>
+        </w:rPr>
+      </w:pPr>
+    </w:p>
+    <w:p>
+      <w:pPr>
+        <w:rPr>
+          <w:rFonts w:hint="default" w:ascii="JetBrainsMono NF" w:hAnsi="JetBrainsMono NF" w:cs="JetBrainsMono NF"/>
+        </w:rPr>
+      </w:pPr>
+      <w:r>
+        <w:rPr>
+          <w:rFonts w:hint="default" w:ascii="JetBrainsMono NF" w:hAnsi="JetBrainsMono NF" w:cs="JetBrainsMono NF"/>
+        </w:rPr>
+        <w:t xml:space="preserve">In conclusion, after weighing the arguments, I reaffirm my conviction that [p]. The evidence [p1] and [p2] provide the solid foundation for this argument. Ultimately, the individuals and society should critically assess [t] to foster the sustainable and equitable future. </w:t>
+      </w:r>
       <w:bookmarkStart w:id="0" w:name="_GoBack"/>
       <w:bookmarkEnd w:id="0"/>
-    </w:p>
-    <w:p>
-      <w:pPr>
-        <w:rPr>
-          <w:rFonts w:hint="default" w:ascii="JetBrainsMono NF" w:hAnsi="JetBrainsMono NF" w:cs="JetBrainsMono NF"/>
-        </w:rPr>
-      </w:pPr>
-      <w:r>
-        <w:rPr>
-          <w:rFonts w:hint="default" w:ascii="JetBrainsMono NF" w:hAnsi="JetBrainsMono NF" w:cs="JetBrainsMono NF"/>
-        </w:rPr>
-        <w:t>The question of whether [t] has sparked considerable discussion.</w:t>
-      </w:r>
-    </w:p>
-    <w:p>
-      <w:pPr>
-        <w:pStyle w:val="4"/>
-        <w:numPr>
-          <w:ilvl w:val="0"/>
-          <w:numId w:val="1"/>
-        </w:numPr>
-        <w:ind w:firstLineChars="0"/>
-        <w:rPr>
-          <w:rFonts w:hint="default" w:ascii="JetBrainsMono NF" w:hAnsi="JetBrainsMono NF" w:cs="JetBrainsMono NF"/>
-        </w:rPr>
-      </w:pPr>
-      <w:r>
-        <w:rPr>
-          <w:rFonts w:hint="default" w:ascii="JetBrainsMono NF" w:hAnsi="JetBrainsMono NF" w:cs="JetBrainsMono NF"/>
-        </w:rPr>
-        <w:t>Although the [t] offers certain benefits, I am convinced that the effects on [p1] and [p2].</w:t>
-      </w:r>
-    </w:p>
-    <w:p>
-      <w:pPr>
-        <w:pStyle w:val="4"/>
-        <w:numPr>
-          <w:ilvl w:val="0"/>
-          <w:numId w:val="1"/>
-        </w:numPr>
-        <w:ind w:firstLineChars="0"/>
-        <w:rPr>
-          <w:rFonts w:hint="default" w:ascii="JetBrainsMono NF" w:hAnsi="JetBrainsMono NF" w:cs="JetBrainsMono NF"/>
-        </w:rPr>
-      </w:pPr>
-      <w:r>
-        <w:rPr>
-          <w:rFonts w:hint="default" w:ascii="JetBrainsMono NF" w:hAnsi="JetBrainsMono NF" w:cs="JetBrainsMono NF"/>
-        </w:rPr>
-        <w:t xml:space="preserve">Personally, I wholeheartedly believe it is </w:t>
-      </w:r>
-      <w:r>
-        <w:rPr>
-          <w:rFonts w:hint="default" w:ascii="JetBrainsMono NF" w:hAnsi="JetBrainsMono NF" w:cs="JetBrainsMono NF"/>
-        </w:rPr>
-        <w:t>positive</w:t>
-      </w:r>
-      <w:r>
-        <w:rPr>
-          <w:rFonts w:hint="default" w:ascii="JetBrainsMono NF" w:hAnsi="JetBrainsMono NF" w:cs="JetBrainsMono NF"/>
-        </w:rPr>
-        <w:t xml:space="preserve"> / negative, primary because [p1] and [p2].</w:t>
-      </w:r>
-    </w:p>
-    <w:p>
-      <w:pPr>
-        <w:pStyle w:val="4"/>
-        <w:numPr>
-          <w:ilvl w:val="0"/>
-          <w:numId w:val="1"/>
-        </w:numPr>
-        <w:ind w:firstLineChars="0"/>
-        <w:rPr>
-          <w:rFonts w:hint="default" w:ascii="JetBrainsMono NF" w:hAnsi="JetBrainsMono NF" w:cs="JetBrainsMono NF"/>
-        </w:rPr>
-      </w:pPr>
-      <w:r>
-        <w:rPr>
-          <w:rFonts w:hint="default" w:ascii="JetBrainsMono NF" w:hAnsi="JetBrainsMono NF" w:cs="JetBrainsMono NF"/>
-        </w:rPr>
-        <w:t>The essay will first explore the rationale behind [p1], then examine the arguments for [p2], before concluding the my own opinion align more closely with the former / latter.</w:t>
-      </w:r>
-    </w:p>
-    <w:p>
-      <w:pPr>
-        <w:rPr>
-          <w:rFonts w:hint="default" w:ascii="JetBrainsMono NF" w:hAnsi="JetBrainsMono NF" w:cs="JetBrainsMono NF"/>
-        </w:rPr>
-      </w:pPr>
-    </w:p>
-    <w:p>
-      <w:pPr>
-        <w:rPr>
-          <w:rFonts w:hint="default" w:ascii="JetBrainsMono NF" w:hAnsi="JetBrainsMono NF" w:cs="JetBrainsMono NF"/>
-        </w:rPr>
-      </w:pPr>
-      <w:r>
-        <w:rPr>
-          <w:rFonts w:hint="default" w:ascii="JetBrainsMono NF" w:hAnsi="JetBrainsMono NF" w:cs="JetBrainsMono NF"/>
-        </w:rPr>
-        <w:t>First and foremost, [p1]. The primary driver behind this is that [r1]. As a consequence, [o1]. A compelling illustration is that [e1]. Hence, it becomes apparent that [p1].</w:t>
-      </w:r>
-    </w:p>
-    <w:p>
-      <w:pPr>
-        <w:rPr>
-          <w:rFonts w:hint="default" w:ascii="JetBrainsMono NF" w:hAnsi="JetBrainsMono NF" w:cs="JetBrainsMono NF"/>
-        </w:rPr>
-      </w:pPr>
-    </w:p>
-    <w:p>
-      <w:pPr>
-        <w:rPr>
-          <w:rFonts w:hint="default" w:ascii="JetBrainsMono NF" w:hAnsi="JetBrainsMono NF" w:cs="JetBrainsMono NF"/>
-        </w:rPr>
-      </w:pPr>
-      <w:r>
-        <w:rPr>
-          <w:rFonts w:hint="default" w:ascii="JetBrainsMono NF" w:hAnsi="JetBrainsMono NF" w:cs="JetBrainsMono NF"/>
-        </w:rPr>
-        <w:t xml:space="preserve">Furthermore, [p2]. This can </w:t>
-      </w:r>
-      <w:r>
-        <w:rPr>
-          <w:rFonts w:hint="default" w:ascii="JetBrainsMono NF" w:hAnsi="JetBrainsMono NF" w:cs="JetBrainsMono NF"/>
-        </w:rPr>
-        <w:t>attribute</w:t>
-      </w:r>
-      <w:r>
-        <w:rPr>
-          <w:rFonts w:hint="default" w:ascii="JetBrainsMono NF" w:hAnsi="JetBrainsMono NF" w:cs="JetBrainsMono NF"/>
-        </w:rPr>
-        <w:t xml:space="preserve"> to [r2]. This leads to a </w:t>
-      </w:r>
-      <w:r>
-        <w:rPr>
-          <w:rFonts w:hint="default" w:ascii="JetBrainsMono NF" w:hAnsi="JetBrainsMono NF" w:cs="JetBrainsMono NF"/>
-        </w:rPr>
-        <w:t>situatio</w:t>
-      </w:r>
-      <w:r>
-        <w:rPr>
-          <w:rFonts w:hint="default" w:ascii="JetBrainsMono NF" w:hAnsi="JetBrainsMono NF" w:cs="JetBrainsMono NF"/>
-        </w:rPr>
-        <w:t>n where [o2]. For instance, [e2]. Thus, the logical progression from [r2] to [o2] strongly validates the stances that [p2].</w:t>
-      </w:r>
-    </w:p>
-    <w:p>
-      <w:pPr>
-        <w:rPr>
-          <w:rFonts w:hint="default" w:ascii="JetBrainsMono NF" w:hAnsi="JetBrainsMono NF" w:cs="JetBrainsMono NF"/>
-        </w:rPr>
-      </w:pPr>
-    </w:p>
-    <w:p>
-      <w:pPr>
-        <w:rPr>
-          <w:rFonts w:hint="default" w:ascii="JetBrainsMono NF" w:hAnsi="JetBrainsMono NF" w:cs="JetBrainsMono NF"/>
-        </w:rPr>
-      </w:pPr>
-      <w:r>
-        <w:rPr>
-          <w:rFonts w:hint="default" w:ascii="JetBrainsMono NF" w:hAnsi="JetBrainsMono NF" w:cs="JetBrainsMono NF"/>
-        </w:rPr>
-        <w:t xml:space="preserve">In conclusion, after weighing the arguments, I reaffirm my conviction that [p]. The evidence [p1] and [p2] provide the solid foundation for this argument. </w:t>
-      </w:r>
-      <w:r>
-        <w:rPr>
-          <w:rFonts w:hint="default" w:ascii="JetBrainsMono NF" w:hAnsi="JetBrainsMono NF" w:cs="JetBrainsMono NF"/>
-        </w:rPr>
-        <w:t>Ultimately</w:t>
-      </w:r>
-      <w:r>
-        <w:rPr>
-          <w:rFonts w:hint="default" w:ascii="JetBrainsMono NF" w:hAnsi="JetBrainsMono NF" w:cs="JetBrainsMono NF"/>
-        </w:rPr>
-        <w:t>, the individuals and society should critically assess [t] to foster the sustainable and equitable future.</w:t>
-      </w:r>
     </w:p>
     <w:sectPr>
       <w:pgSz w:w="11906" w:h="16838"/>
@@ -243,127 +170,6 @@
     </w:sectPr>
   </w:body>
 </w:document>
-</file>
-
-<file path=word/numbering.xml><?xml version="1.0" encoding="utf-8"?>
-<w:numbering xmlns:wpc="http://schemas.microsoft.com/office/word/2010/wordprocessingCanvas" xmlns:mc="http://schemas.openxmlformats.org/markup-compatibility/2006" xmlns:o="urn:schemas-microsoft-com:office:office" xmlns:r="http://schemas.openxmlformats.org/officeDocument/2006/relationships" xmlns:m="http://schemas.openxmlformats.org/officeDocument/2006/math" xmlns:v="urn:schemas-microsoft-com:vml" xmlns:wp14="http://schemas.microsoft.com/office/word/2010/wordprocessingDrawing" xmlns:wp="http://schemas.openxmlformats.org/drawingml/2006/wordprocessingDrawing" xmlns:w10="urn:schemas-microsoft-com:office:word" xmlns:w="http://schemas.openxmlformats.org/wordprocessingml/2006/main" xmlns:w14="http://schemas.microsoft.com/office/word/2010/wordml" xmlns:wpg="http://schemas.microsoft.com/office/word/2010/wordprocessingGroup" xmlns:wpi="http://schemas.microsoft.com/office/word/2010/wordprocessingInk" xmlns:wne="http://schemas.microsoft.com/office/word/2006/wordml" xmlns:wps="http://schemas.microsoft.com/office/word/2010/wordprocessingShape" xmlns:wpsCustomData="http://www.wps.cn/officeDocument/2013/wpsCustomData" mc:Ignorable="w14 wp14">
-  <w:abstractNum w:abstractNumId="0">
-    <w:nsid w:val="220F4889"/>
-    <w:multiLevelType w:val="multilevel"/>
-    <w:tmpl w:val="220F4889"/>
-    <w:lvl w:ilvl="0" w:tentative="0">
-      <w:start w:val="0"/>
-      <w:numFmt w:val="bullet"/>
-      <w:lvlText w:val="-"/>
-      <w:lvlJc w:val="left"/>
-      <w:pPr>
-        <w:ind w:left="360" w:hanging="360"/>
-      </w:pPr>
-      <w:rPr>
-        <w:rFonts w:hint="default" w:ascii="Calibri" w:hAnsi="Calibri" w:cs="Calibri" w:eastAsiaTheme="minorEastAsia"/>
-      </w:rPr>
-    </w:lvl>
-    <w:lvl w:ilvl="1" w:tentative="0">
-      <w:start w:val="1"/>
-      <w:numFmt w:val="bullet"/>
-      <w:lvlText w:val=""/>
-      <w:lvlJc w:val="left"/>
-      <w:pPr>
-        <w:ind w:left="880" w:hanging="440"/>
-      </w:pPr>
-      <w:rPr>
-        <w:rFonts w:hint="default" w:ascii="Wingdings" w:hAnsi="Wingdings"/>
-      </w:rPr>
-    </w:lvl>
-    <w:lvl w:ilvl="2" w:tentative="0">
-      <w:start w:val="1"/>
-      <w:numFmt w:val="bullet"/>
-      <w:lvlText w:val=""/>
-      <w:lvlJc w:val="left"/>
-      <w:pPr>
-        <w:ind w:left="1320" w:hanging="440"/>
-      </w:pPr>
-      <w:rPr>
-        <w:rFonts w:hint="default" w:ascii="Wingdings" w:hAnsi="Wingdings"/>
-      </w:rPr>
-    </w:lvl>
-    <w:lvl w:ilvl="3" w:tentative="0">
-      <w:start w:val="1"/>
-      <w:numFmt w:val="bullet"/>
-      <w:lvlText w:val=""/>
-      <w:lvlJc w:val="left"/>
-      <w:pPr>
-        <w:ind w:left="1760" w:hanging="440"/>
-      </w:pPr>
-      <w:rPr>
-        <w:rFonts w:hint="default" w:ascii="Wingdings" w:hAnsi="Wingdings"/>
-      </w:rPr>
-    </w:lvl>
-    <w:lvl w:ilvl="4" w:tentative="0">
-      <w:start w:val="1"/>
-      <w:numFmt w:val="bullet"/>
-      <w:lvlText w:val=""/>
-      <w:lvlJc w:val="left"/>
-      <w:pPr>
-        <w:ind w:left="2200" w:hanging="440"/>
-      </w:pPr>
-      <w:rPr>
-        <w:rFonts w:hint="default" w:ascii="Wingdings" w:hAnsi="Wingdings"/>
-      </w:rPr>
-    </w:lvl>
-    <w:lvl w:ilvl="5" w:tentative="0">
-      <w:start w:val="1"/>
-      <w:numFmt w:val="bullet"/>
-      <w:lvlText w:val=""/>
-      <w:lvlJc w:val="left"/>
-      <w:pPr>
-        <w:ind w:left="2640" w:hanging="440"/>
-      </w:pPr>
-      <w:rPr>
-        <w:rFonts w:hint="default" w:ascii="Wingdings" w:hAnsi="Wingdings"/>
-      </w:rPr>
-    </w:lvl>
-    <w:lvl w:ilvl="6" w:tentative="0">
-      <w:start w:val="1"/>
-      <w:numFmt w:val="bullet"/>
-      <w:lvlText w:val=""/>
-      <w:lvlJc w:val="left"/>
-      <w:pPr>
-        <w:ind w:left="3080" w:hanging="440"/>
-      </w:pPr>
-      <w:rPr>
-        <w:rFonts w:hint="default" w:ascii="Wingdings" w:hAnsi="Wingdings"/>
-      </w:rPr>
-    </w:lvl>
-    <w:lvl w:ilvl="7" w:tentative="0">
-      <w:start w:val="1"/>
-      <w:numFmt w:val="bullet"/>
-      <w:lvlText w:val=""/>
-      <w:lvlJc w:val="left"/>
-      <w:pPr>
-        <w:ind w:left="3520" w:hanging="440"/>
-      </w:pPr>
-      <w:rPr>
-        <w:rFonts w:hint="default" w:ascii="Wingdings" w:hAnsi="Wingdings"/>
-      </w:rPr>
-    </w:lvl>
-    <w:lvl w:ilvl="8" w:tentative="0">
-      <w:start w:val="1"/>
-      <w:numFmt w:val="bullet"/>
-      <w:lvlText w:val=""/>
-      <w:lvlJc w:val="left"/>
-      <w:pPr>
-        <w:ind w:left="3960" w:hanging="440"/>
-      </w:pPr>
-      <w:rPr>
-        <w:rFonts w:hint="default" w:ascii="Wingdings" w:hAnsi="Wingdings"/>
-      </w:rPr>
-    </w:lvl>
-  </w:abstractNum>
-  <w:num w:numId="1">
-    <w:abstractNumId w:val="0"/>
-  </w:num>
-</w:numbering>
 </file>
 
 <file path=word/styles.xml><?xml version="1.0" encoding="utf-8"?>
